--- a/Documentation/ТЗ.docx
+++ b/Documentation/ТЗ.docx
@@ -253,24 +253,15 @@
         <w:pStyle w:val="a"/>
       </w:pPr>
       <w:r>
-        <w:t>Администратор</w:t>
-      </w:r>
-      <w:r>
-        <w:t xml:space="preserve"> – </w:t>
-      </w:r>
-      <w:r>
-        <w:t>Полное управление пользователями, проектами, задачами и настройками системы</w:t>
-      </w:r>
-    </w:p>
-    <w:p>
-      <w:pPr>
-        <w:pStyle w:val="a"/>
-      </w:pPr>
-      <w:r>
-        <w:t>Менеджер</w:t>
-      </w:r>
-      <w:r>
-        <w:t xml:space="preserve"> – </w:t>
+        <w:t>Администратор – Полное управление пользователями, проектами, задачами и настройками системы</w:t>
+      </w:r>
+    </w:p>
+    <w:p>
+      <w:pPr>
+        <w:pStyle w:val="a"/>
+      </w:pPr>
+      <w:r>
+        <w:t xml:space="preserve">Менеджер – </w:t>
       </w:r>
       <w:r>
         <w:t>Создание и управление проектами, назначение исполнителей, контроль выполнения</w:t>
@@ -281,10 +272,7 @@
         <w:pStyle w:val="a"/>
       </w:pPr>
       <w:r>
-        <w:t>Исполнитель</w:t>
-      </w:r>
-      <w:r>
-        <w:t xml:space="preserve"> – </w:t>
+        <w:t xml:space="preserve">Исполнитель – </w:t>
       </w:r>
       <w:r>
         <w:t>Создание задач себе и своим прямым подчинённым, изменение статуса своих задач, комментирование</w:t>
@@ -295,10 +283,7 @@
         <w:pStyle w:val="a"/>
       </w:pPr>
       <w:r>
-        <w:t>Наблюдатель</w:t>
-      </w:r>
-      <w:r>
-        <w:t xml:space="preserve"> – </w:t>
+        <w:t xml:space="preserve">Наблюдатель – </w:t>
       </w:r>
       <w:r>
         <w:t>Только просмотр проектов и задач (без редактирования)</w:t>
@@ -410,6 +395,9 @@
       <w:r>
         <w:t xml:space="preserve"> выбран как основной бэкенд-фреймворк по следующим причинам:</w:t>
       </w:r>
+      <w:r>
+        <w:t xml:space="preserve"> </w:t>
+      </w:r>
     </w:p>
     <w:p>
       <w:pPr>
@@ -439,6 +427,9 @@
       <w:pPr>
         <w:pStyle w:val="a"/>
       </w:pPr>
+      <w:r>
+        <w:t>`</w:t>
+      </w:r>
       <w:r>
         <w:t>Удобство реализации сложной ролевой модели, истории изменений задач и прав доступа (</w:t>
       </w:r>
@@ -2482,6 +2473,7 @@
   <w:style w:type="character" w:default="1" w:styleId="a1">
     <w:name w:val="Default Paragraph Font"/>
     <w:uiPriority w:val="1"/>
+    <w:semiHidden/>
     <w:unhideWhenUsed/>
   </w:style>
   <w:style w:type="table" w:default="1" w:styleId="a2">
